--- a/system design/HLD/BuzzWords/System_design_concepts.docx
+++ b/system design/HLD/BuzzWords/System_design_concepts.docx
@@ -7,7 +7,15 @@
         <w:spacing w:after="0"/>
       </w:pPr>
       <w:r>
-        <w:t>Scale 0 to 1 Million users:</w:t>
+        <w:t xml:space="preserve">Scale 0 to 1 </w:t>
+      </w:r>
+      <w:proofErr w:type="gramStart"/>
+      <w:r>
+        <w:t>Million</w:t>
+      </w:r>
+      <w:proofErr w:type="gramEnd"/>
+      <w:r>
+        <w:t xml:space="preserve"> users:</w:t>
       </w:r>
     </w:p>
     <w:p>
@@ -72,7 +80,15 @@
         <w:spacing w:after="0"/>
       </w:pPr>
       <w:r>
-        <w:t>Cache ( read operation from cache)</w:t>
+        <w:t xml:space="preserve">Cache </w:t>
+      </w:r>
+      <w:proofErr w:type="gramStart"/>
+      <w:r>
+        <w:t>( read</w:t>
+      </w:r>
+      <w:proofErr w:type="gramEnd"/>
+      <w:r>
+        <w:t xml:space="preserve"> operation from cache)</w:t>
       </w:r>
     </w:p>
     <w:p>
@@ -85,17 +101,56 @@
         <w:spacing w:after="0"/>
       </w:pPr>
       <w:r>
-        <w:t>CDN (storing static data like website, metadata) cdn reads from url</w:t>
-      </w:r>
-      <w:r>
-        <w:t xml:space="preserve">, if data is not found in 1 cdn it will ask with its neighbour cdn and at last with </w:t>
+        <w:t xml:space="preserve">CDN (storing static data like website, metadata) </w:t>
+      </w:r>
+      <w:proofErr w:type="spellStart"/>
+      <w:r>
+        <w:t>cdn</w:t>
+      </w:r>
+      <w:proofErr w:type="spellEnd"/>
+      <w:r>
+        <w:t xml:space="preserve"> reads from </w:t>
+      </w:r>
+      <w:proofErr w:type="spellStart"/>
+      <w:r>
+        <w:t>url</w:t>
+      </w:r>
+      <w:proofErr w:type="spellEnd"/>
+      <w:r>
+        <w:t xml:space="preserve">, if data is not found in 1 </w:t>
+      </w:r>
+      <w:proofErr w:type="spellStart"/>
+      <w:r>
+        <w:t>cdn</w:t>
+      </w:r>
+      <w:proofErr w:type="spellEnd"/>
+      <w:r>
+        <w:t xml:space="preserve"> it will ask with its </w:t>
+      </w:r>
+      <w:proofErr w:type="spellStart"/>
+      <w:r>
+        <w:t>neighbour</w:t>
+      </w:r>
+      <w:proofErr w:type="spellEnd"/>
+      <w:r>
+        <w:t xml:space="preserve"> </w:t>
+      </w:r>
+      <w:proofErr w:type="spellStart"/>
+      <w:r>
+        <w:t>cdn</w:t>
+      </w:r>
+      <w:proofErr w:type="spellEnd"/>
+      <w:r>
+        <w:t xml:space="preserve"> and at last with </w:t>
       </w:r>
       <w:r>
         <w:t xml:space="preserve">original </w:t>
       </w:r>
+      <w:proofErr w:type="spellStart"/>
       <w:r>
         <w:t>db</w:t>
       </w:r>
+      <w:proofErr w:type="spellEnd"/>
     </w:p>
     <w:p>
       <w:pPr>
@@ -110,10 +165,34 @@
         <w:t>Data center</w:t>
       </w:r>
       <w:r>
-        <w:t xml:space="preserve"> ( uses geo-spatial index). Will create Data center based on user location. Each data center receives request from LB, each data center will be having the whole app based on location. If 1 data center is down,</w:t>
-      </w:r>
-      <w:r>
-        <w:t xml:space="preserve"> request will be sent to another data center. For db replication will happen.</w:t>
+        <w:t xml:space="preserve"> </w:t>
+      </w:r>
+      <w:proofErr w:type="gramStart"/>
+      <w:r>
+        <w:t>( uses</w:t>
+      </w:r>
+      <w:proofErr w:type="gramEnd"/>
+      <w:r>
+        <w:t xml:space="preserve"> geo-spatial index). Will create Data center based on user location. Each data center receives request from </w:t>
+      </w:r>
+      <w:proofErr w:type="gramStart"/>
+      <w:r>
+        <w:t>LB,</w:t>
+      </w:r>
+      <w:proofErr w:type="gramEnd"/>
+      <w:r>
+        <w:t xml:space="preserve"> each data center will be having the whole app based on location. If 1 data center is down,</w:t>
+      </w:r>
+      <w:r>
+        <w:t xml:space="preserve"> request will be sent to another data center. For </w:t>
+      </w:r>
+      <w:proofErr w:type="spellStart"/>
+      <w:r>
+        <w:t>db</w:t>
+      </w:r>
+      <w:proofErr w:type="spellEnd"/>
+      <w:r>
+        <w:t xml:space="preserve"> replication will happen.</w:t>
       </w:r>
       <w:r>
         <w:t xml:space="preserve"> </w:t>
@@ -163,7 +242,15 @@
         <w:t>, creating the multiple shards based on requirement</w:t>
       </w:r>
       <w:r>
-        <w:t>. Problem sharding tree, handled by consistant hashing</w:t>
+        <w:t xml:space="preserve">. Problem sharding tree, handled by </w:t>
+      </w:r>
+      <w:proofErr w:type="spellStart"/>
+      <w:r>
+        <w:t>consistant</w:t>
+      </w:r>
+      <w:proofErr w:type="spellEnd"/>
+      <w:r>
+        <w:t xml:space="preserve"> hashing</w:t>
       </w:r>
       <w:r>
         <w:t>,</w:t>
@@ -175,7 +262,1613 @@
         <w:spacing w:after="0"/>
       </w:pPr>
       <w:r>
-        <w:t>to handle joins use Denormalization.</w:t>
+        <w:t xml:space="preserve">to handle </w:t>
+      </w:r>
+      <w:proofErr w:type="gramStart"/>
+      <w:r>
+        <w:t>joins</w:t>
+      </w:r>
+      <w:proofErr w:type="gramEnd"/>
+      <w:r>
+        <w:t xml:space="preserve"> use Denormalization.</w:t>
+      </w:r>
+    </w:p>
+    <w:p>
+      <w:pPr>
+        <w:spacing w:after="0"/>
+      </w:pPr>
+      <w:r>
+        <w:rPr>
+          <w:b/>
+          <w:bCs/>
+          <w:color w:val="0070C0"/>
+        </w:rPr>
+        <w:t>M</w:t>
+      </w:r>
+      <w:r>
+        <w:rPr>
+          <w:b/>
+          <w:bCs/>
+          <w:color w:val="0070C0"/>
+        </w:rPr>
+        <w:t>icro services</w:t>
+      </w:r>
+      <w:r>
+        <w:rPr>
+          <w:b/>
+          <w:bCs/>
+          <w:color w:val="0070C0"/>
+        </w:rPr>
+        <w:t xml:space="preserve"> design </w:t>
+      </w:r>
+      <w:proofErr w:type="gramStart"/>
+      <w:r>
+        <w:rPr>
+          <w:b/>
+          <w:bCs/>
+          <w:color w:val="0070C0"/>
+        </w:rPr>
+        <w:t>p</w:t>
+      </w:r>
+      <w:r>
+        <w:rPr>
+          <w:b/>
+          <w:bCs/>
+          <w:color w:val="0070C0"/>
+        </w:rPr>
+        <w:t>atterns</w:t>
+      </w:r>
+      <w:r>
+        <w:rPr>
+          <w:b/>
+          <w:bCs/>
+          <w:color w:val="0070C0"/>
+        </w:rPr>
+        <w:t xml:space="preserve"> :</w:t>
+      </w:r>
+      <w:proofErr w:type="gramEnd"/>
+      <w:r>
+        <w:rPr>
+          <w:b/>
+          <w:bCs/>
+          <w:color w:val="0070C0"/>
+        </w:rPr>
+        <w:t xml:space="preserve"> </w:t>
+      </w:r>
+      <w:r>
+        <w:t>(there are more patterns will look on important ones)</w:t>
+      </w:r>
+    </w:p>
+    <w:p>
+      <w:pPr>
+        <w:spacing w:after="0"/>
+        <w:rPr>
+          <w:b/>
+          <w:bCs/>
+        </w:rPr>
+      </w:pPr>
+      <w:r>
+        <w:rPr>
+          <w:b/>
+          <w:bCs/>
+        </w:rPr>
+        <w:t>1.</w:t>
+      </w:r>
+      <w:r>
+        <w:rPr>
+          <w:b/>
+          <w:bCs/>
+        </w:rPr>
+        <w:t xml:space="preserve"> </w:t>
+      </w:r>
+      <w:r>
+        <w:rPr>
+          <w:b/>
+          <w:bCs/>
+        </w:rPr>
+        <w:t>Decomposition Pattern</w:t>
+      </w:r>
+    </w:p>
+    <w:p>
+      <w:pPr>
+        <w:spacing w:after="0"/>
+      </w:pPr>
+      <w:proofErr w:type="spellStart"/>
+      <w:r>
+        <w:rPr>
+          <w:b/>
+          <w:bCs/>
+        </w:rPr>
+        <w:t>i</w:t>
+      </w:r>
+      <w:proofErr w:type="spellEnd"/>
+      <w:r>
+        <w:rPr>
+          <w:b/>
+          <w:bCs/>
+        </w:rPr>
+        <w:t xml:space="preserve">) </w:t>
+      </w:r>
+      <w:r>
+        <w:t xml:space="preserve">Decompose by business </w:t>
+      </w:r>
+      <w:proofErr w:type="gramStart"/>
+      <w:r>
+        <w:t>capability</w:t>
+      </w:r>
+      <w:r>
+        <w:t xml:space="preserve"> :</w:t>
+      </w:r>
+      <w:proofErr w:type="gramEnd"/>
+      <w:r>
+        <w:t xml:space="preserve"> </w:t>
+      </w:r>
+      <w:r>
+        <w:t xml:space="preserve"> Services are defined by business functions like </w:t>
+      </w:r>
+      <w:r>
+        <w:rPr>
+          <w:i/>
+          <w:iCs/>
+        </w:rPr>
+        <w:t>Order Management</w:t>
+      </w:r>
+      <w:r>
+        <w:t xml:space="preserve">, </w:t>
+      </w:r>
+      <w:r>
+        <w:rPr>
+          <w:i/>
+          <w:iCs/>
+        </w:rPr>
+        <w:t>Product Management</w:t>
+      </w:r>
+      <w:r>
+        <w:t xml:space="preserve">, or </w:t>
+      </w:r>
+      <w:r>
+        <w:rPr>
+          <w:i/>
+          <w:iCs/>
+        </w:rPr>
+        <w:t>Payments</w:t>
+      </w:r>
+      <w:r>
+        <w:t> </w:t>
+      </w:r>
+    </w:p>
+    <w:p>
+      <w:pPr>
+        <w:spacing w:after="0"/>
+      </w:pPr>
+      <w:r>
+        <w:rPr>
+          <w:b/>
+          <w:bCs/>
+        </w:rPr>
+        <w:t>ii)</w:t>
+      </w:r>
+      <w:r>
+        <w:t xml:space="preserve"> </w:t>
+      </w:r>
+      <w:r>
+        <w:t>Decompose by Sub-Domain (Domain-Driven Design)</w:t>
+      </w:r>
+      <w:r>
+        <w:t xml:space="preserve">: </w:t>
+      </w:r>
+      <w:r>
+        <w:t xml:space="preserve"> A more granular approach where complex domains (like </w:t>
+      </w:r>
+      <w:r>
+        <w:rPr>
+          <w:i/>
+          <w:iCs/>
+        </w:rPr>
+        <w:t>Order Management</w:t>
+      </w:r>
+      <w:r>
+        <w:t xml:space="preserve">) are split into smaller, domain-specific services like </w:t>
+      </w:r>
+      <w:r>
+        <w:rPr>
+          <w:i/>
+          <w:iCs/>
+        </w:rPr>
+        <w:t>Order Tracking</w:t>
+      </w:r>
+      <w:r>
+        <w:t xml:space="preserve"> or </w:t>
+      </w:r>
+      <w:r>
+        <w:rPr>
+          <w:i/>
+          <w:iCs/>
+        </w:rPr>
+        <w:t>Order Placement</w:t>
+      </w:r>
+      <w:r>
+        <w:t> </w:t>
+      </w:r>
+    </w:p>
+    <w:p>
+      <w:pPr>
+        <w:spacing w:after="0"/>
+        <w:rPr>
+          <w:b/>
+          <w:bCs/>
+        </w:rPr>
+      </w:pPr>
+      <w:r>
+        <w:rPr>
+          <w:b/>
+          <w:bCs/>
+        </w:rPr>
+        <w:t>2. St</w:t>
+      </w:r>
+      <w:r>
+        <w:rPr>
+          <w:b/>
+          <w:bCs/>
+        </w:rPr>
+        <w:t>r</w:t>
+      </w:r>
+      <w:r>
+        <w:rPr>
+          <w:b/>
+          <w:bCs/>
+        </w:rPr>
+        <w:t xml:space="preserve">angler </w:t>
+      </w:r>
+      <w:proofErr w:type="gramStart"/>
+      <w:r>
+        <w:rPr>
+          <w:b/>
+          <w:bCs/>
+        </w:rPr>
+        <w:t>Pattern :</w:t>
+      </w:r>
+      <w:proofErr w:type="gramEnd"/>
+      <w:r>
+        <w:rPr>
+          <w:b/>
+          <w:bCs/>
+        </w:rPr>
+        <w:t xml:space="preserve"> </w:t>
+      </w:r>
+    </w:p>
+    <w:p>
+      <w:pPr>
+        <w:spacing w:after="0"/>
+      </w:pPr>
+      <w:r>
+        <w:t xml:space="preserve">Since we have already defined the microservices using Decomposition pattern. </w:t>
+      </w:r>
+      <w:proofErr w:type="gramStart"/>
+      <w:r>
+        <w:t>So</w:t>
+      </w:r>
+      <w:proofErr w:type="gramEnd"/>
+      <w:r>
+        <w:t xml:space="preserve"> when we have completed a one micro service, we will start diverting the traffics from mono-lithic app to microservice in an incremental order. If </w:t>
+      </w:r>
+      <w:proofErr w:type="spellStart"/>
+      <w:r>
+        <w:t>every thing</w:t>
+      </w:r>
+      <w:proofErr w:type="spellEnd"/>
+      <w:r>
+        <w:t xml:space="preserve"> works </w:t>
+      </w:r>
+      <w:proofErr w:type="gramStart"/>
+      <w:r>
+        <w:t>perfectly</w:t>
+      </w:r>
+      <w:proofErr w:type="gramEnd"/>
+      <w:r>
+        <w:t xml:space="preserve"> we will transfer more traffic to micro service, if </w:t>
+      </w:r>
+      <w:proofErr w:type="spellStart"/>
+      <w:r>
+        <w:t>some thing</w:t>
+      </w:r>
+      <w:proofErr w:type="spellEnd"/>
+      <w:r>
+        <w:t xml:space="preserve"> is going down </w:t>
+      </w:r>
+      <w:proofErr w:type="gramStart"/>
+      <w:r>
+        <w:t>in  microservice</w:t>
+      </w:r>
+      <w:proofErr w:type="gramEnd"/>
+      <w:r>
+        <w:t xml:space="preserve"> will </w:t>
+      </w:r>
+      <w:proofErr w:type="spellStart"/>
+      <w:r>
+        <w:t>will</w:t>
+      </w:r>
+      <w:proofErr w:type="spellEnd"/>
+      <w:r>
+        <w:t xml:space="preserve"> transfer the traffic back to monolithic. (Strangler means </w:t>
+      </w:r>
+      <w:proofErr w:type="spellStart"/>
+      <w:r>
+        <w:t>ghotana</w:t>
+      </w:r>
+      <w:proofErr w:type="spellEnd"/>
+      <w:r>
+        <w:t xml:space="preserve"> </w:t>
+      </w:r>
+      <w:proofErr w:type="gramStart"/>
+      <w:r>
+        <w:t>( in</w:t>
+      </w:r>
+      <w:proofErr w:type="gramEnd"/>
+      <w:r>
+        <w:t xml:space="preserve"> </w:t>
+      </w:r>
+      <w:proofErr w:type="spellStart"/>
+      <w:r>
+        <w:t>hindi</w:t>
+      </w:r>
+      <w:proofErr w:type="spellEnd"/>
+      <w:r>
+        <w:t xml:space="preserve">), </w:t>
+      </w:r>
+      <w:proofErr w:type="spellStart"/>
+      <w:r>
+        <w:t>stangling</w:t>
+      </w:r>
+      <w:proofErr w:type="spellEnd"/>
+      <w:r>
+        <w:t xml:space="preserve"> monolithic).</w:t>
+      </w:r>
+    </w:p>
+    <w:p>
+      <w:pPr>
+        <w:spacing w:after="0"/>
+      </w:pPr>
+    </w:p>
+    <w:p>
+      <w:pPr>
+        <w:spacing w:after="0"/>
+      </w:pPr>
+      <w:r>
+        <w:t>This pattern allows for a gradual transition from a monolithic system to microservices. By using a controller/gateway to intercept traffic, you can incrementally route percentages of traffic to new microservices while the remainder continues to be served by the legacy monolith. This mitigates risk, as traffic can be routed back to the monolith if issues occur during the migration.</w:t>
+      </w:r>
+    </w:p>
+    <w:p>
+      <w:pPr>
+        <w:spacing w:after="0"/>
+      </w:pPr>
+      <w:r>
+        <w:rPr>
+          <w:b/>
+          <w:bCs/>
+        </w:rPr>
+        <w:t xml:space="preserve">3. Saga </w:t>
+      </w:r>
+      <w:proofErr w:type="gramStart"/>
+      <w:r>
+        <w:rPr>
+          <w:b/>
+          <w:bCs/>
+        </w:rPr>
+        <w:t>Pattern :</w:t>
+      </w:r>
+      <w:proofErr w:type="gramEnd"/>
+      <w:r>
+        <w:rPr>
+          <w:b/>
+          <w:bCs/>
+        </w:rPr>
+        <w:t xml:space="preserve"> </w:t>
+      </w:r>
+      <w:r>
+        <w:t xml:space="preserve">(used to maintain Transactional imo ACID across multiple </w:t>
+      </w:r>
+      <w:proofErr w:type="spellStart"/>
+      <w:r>
+        <w:t>db</w:t>
+      </w:r>
+      <w:proofErr w:type="spellEnd"/>
+      <w:r>
+        <w:t>)</w:t>
+      </w:r>
+    </w:p>
+    <w:p>
+      <w:pPr>
+        <w:spacing w:after="0"/>
+      </w:pPr>
+      <w:r>
+        <w:t>In a microservices architecture, each service often has its own independent database. This creates a challenge for maintaining data consistency across distributed services, as traditional ACID transactions aren't possible. The SAGA pattern manages these distributed transactions as a sequence of local transactions. If one step fails, it triggers compensation events to roll back the previous successful operations, ensuring eventual consistency. It can be implemented in two ways:</w:t>
+      </w:r>
+    </w:p>
+    <w:p>
+      <w:pPr>
+        <w:numPr>
+          <w:ilvl w:val="0"/>
+          <w:numId w:val="4"/>
+        </w:numPr>
+        <w:spacing w:after="0"/>
+      </w:pPr>
+      <w:proofErr w:type="gramStart"/>
+      <w:r>
+        <w:rPr>
+          <w:b/>
+          <w:bCs/>
+        </w:rPr>
+        <w:t>Choreography</w:t>
+      </w:r>
+      <w:r>
+        <w:t xml:space="preserve"> :</w:t>
+      </w:r>
+      <w:proofErr w:type="gramEnd"/>
+      <w:r>
+        <w:t xml:space="preserve"> Services communicate via events without a central coordinator.</w:t>
+      </w:r>
+      <w:r>
+        <w:t xml:space="preserve"> (sequence of success or failure events which each micro service will listen too</w:t>
+      </w:r>
+      <w:r>
+        <w:t xml:space="preserve">, like using </w:t>
+      </w:r>
+      <w:proofErr w:type="spellStart"/>
+      <w:r>
+        <w:t>RabbitMq</w:t>
+      </w:r>
+      <w:proofErr w:type="spellEnd"/>
+      <w:r>
+        <w:t xml:space="preserve"> events</w:t>
+      </w:r>
+      <w:r>
+        <w:t xml:space="preserve"> where each service </w:t>
+      </w:r>
+      <w:proofErr w:type="gramStart"/>
+      <w:r>
+        <w:t>observe</w:t>
+      </w:r>
+      <w:proofErr w:type="gramEnd"/>
+      <w:r>
+        <w:t xml:space="preserve"> </w:t>
+      </w:r>
+      <w:proofErr w:type="spellStart"/>
+      <w:r>
+        <w:t>rabbitmq</w:t>
+      </w:r>
+      <w:proofErr w:type="spellEnd"/>
+      <w:r>
+        <w:t xml:space="preserve"> event</w:t>
+      </w:r>
+      <w:r>
+        <w:t>)</w:t>
+      </w:r>
+    </w:p>
+    <w:p>
+      <w:pPr>
+        <w:numPr>
+          <w:ilvl w:val="0"/>
+          <w:numId w:val="4"/>
+        </w:numPr>
+        <w:spacing w:after="0"/>
+      </w:pPr>
+      <w:proofErr w:type="gramStart"/>
+      <w:r>
+        <w:rPr>
+          <w:b/>
+          <w:bCs/>
+        </w:rPr>
+        <w:t>Orchestration</w:t>
+      </w:r>
+      <w:r>
+        <w:t xml:space="preserve"> :</w:t>
+      </w:r>
+      <w:proofErr w:type="gramEnd"/>
+      <w:r>
+        <w:t xml:space="preserve"> A central orchestrator component manages the flow and determines if and when to trigger rollbacks.</w:t>
+      </w:r>
+      <w:r>
+        <w:t xml:space="preserve"> (Here instead of observing events, orchestrator will manage all services, if any service fails orchestrator tell other service to roll back.</w:t>
+      </w:r>
+      <w:r>
+        <w:t>)</w:t>
+      </w:r>
+    </w:p>
+    <w:p>
+      <w:pPr>
+        <w:spacing w:after="0"/>
+        <w:rPr>
+          <w:b/>
+          <w:bCs/>
+        </w:rPr>
+      </w:pPr>
+    </w:p>
+    <w:p>
+      <w:pPr>
+        <w:spacing w:after="0"/>
+      </w:pPr>
+      <w:r>
+        <w:rPr>
+          <w:b/>
+          <w:bCs/>
+        </w:rPr>
+        <w:t>4. CQRS</w:t>
+      </w:r>
+      <w:r>
+        <w:rPr>
+          <w:b/>
+          <w:bCs/>
+        </w:rPr>
+        <w:t xml:space="preserve"> </w:t>
+      </w:r>
+      <w:r>
+        <w:rPr>
+          <w:b/>
+          <w:bCs/>
+        </w:rPr>
+        <w:t xml:space="preserve">(Command Query Responsibility Segregation) </w:t>
+      </w:r>
+      <w:proofErr w:type="gramStart"/>
+      <w:r>
+        <w:rPr>
+          <w:b/>
+          <w:bCs/>
+        </w:rPr>
+        <w:t>Pattern</w:t>
+      </w:r>
+      <w:r>
+        <w:rPr>
+          <w:b/>
+          <w:bCs/>
+        </w:rPr>
+        <w:t xml:space="preserve"> :</w:t>
+      </w:r>
+      <w:proofErr w:type="gramEnd"/>
+      <w:r>
+        <w:rPr>
+          <w:b/>
+          <w:bCs/>
+        </w:rPr>
+        <w:t xml:space="preserve"> </w:t>
+      </w:r>
+      <w:r>
+        <w:t>(command: cud, query: select)</w:t>
+      </w:r>
+      <w:r>
+        <w:t xml:space="preserve"> command will happen to own databases, while for read we will be having a separate view database which supports joins.</w:t>
+      </w:r>
+      <w:r>
+        <w:t xml:space="preserve"> </w:t>
+      </w:r>
+      <w:proofErr w:type="gramStart"/>
+      <w:r>
+        <w:t>So</w:t>
+      </w:r>
+      <w:proofErr w:type="gramEnd"/>
+      <w:r>
+        <w:t xml:space="preserve"> we have segregated 2 responsibilities.</w:t>
+      </w:r>
+      <w:r>
+        <w:t xml:space="preserve"> If any cud happens, view </w:t>
+      </w:r>
+      <w:proofErr w:type="spellStart"/>
+      <w:r>
+        <w:t>db</w:t>
+      </w:r>
+      <w:proofErr w:type="spellEnd"/>
+      <w:r>
+        <w:t xml:space="preserve"> will update itself via event </w:t>
+      </w:r>
+      <w:proofErr w:type="spellStart"/>
+      <w:r>
+        <w:t>listners</w:t>
+      </w:r>
+      <w:proofErr w:type="spellEnd"/>
+      <w:r>
+        <w:t xml:space="preserve"> or </w:t>
+      </w:r>
+      <w:proofErr w:type="spellStart"/>
+      <w:r>
+        <w:t>db</w:t>
+      </w:r>
+      <w:proofErr w:type="spellEnd"/>
+      <w:r>
+        <w:t xml:space="preserve"> triggers or using store procedures</w:t>
+      </w:r>
+      <w:r>
+        <w:t>.</w:t>
+      </w:r>
+    </w:p>
+    <w:p>
+      <w:pPr>
+        <w:spacing w:after="0"/>
+      </w:pPr>
+      <w:r>
+        <w:t>Since each service has its own database, performing complex joins across multiple databases is difficult. CQRS solves this by separating Command operations (Create, Update, Delete) from Query operations (Select). All write operations occur on individual service databases, while read data is synchronized to a separate, optimized common view database that supports complex queries and joins.</w:t>
+      </w:r>
+    </w:p>
+    <w:p>
+      <w:pPr>
+        <w:spacing w:after="0"/>
+      </w:pPr>
+    </w:p>
+    <w:p>
+      <w:pPr>
+        <w:spacing w:after="0"/>
+        <w:rPr>
+          <w:b/>
+          <w:bCs/>
+          <w:color w:val="0070C0"/>
+        </w:rPr>
+      </w:pPr>
+      <w:r>
+        <w:rPr>
+          <w:b/>
+          <w:bCs/>
+          <w:color w:val="0070C0"/>
+        </w:rPr>
+        <w:t>Transaction Handling in Distributed systems:</w:t>
+      </w:r>
+    </w:p>
+    <w:p>
+      <w:pPr>
+        <w:spacing w:after="0"/>
+        <w:rPr>
+          <w:color w:val="000000" w:themeColor="text1"/>
+        </w:rPr>
+      </w:pPr>
+      <w:r>
+        <w:rPr>
+          <w:color w:val="000000" w:themeColor="text1"/>
+        </w:rPr>
+        <w:t>Transaction refers to set of operations or group of tasks need to perform on db. It has 4 properties ACID.</w:t>
+      </w:r>
+    </w:p>
+    <w:p>
+      <w:pPr>
+        <w:spacing w:after="0"/>
+        <w:rPr>
+          <w:color w:val="000000" w:themeColor="text1"/>
+        </w:rPr>
+      </w:pPr>
+      <w:r>
+        <w:rPr>
+          <w:color w:val="000000" w:themeColor="text1"/>
+        </w:rPr>
+        <w:t xml:space="preserve">Atomicity:  All operation in a </w:t>
+      </w:r>
+      <w:proofErr w:type="gramStart"/>
+      <w:r>
+        <w:rPr>
+          <w:color w:val="000000" w:themeColor="text1"/>
+        </w:rPr>
+        <w:t>single transaction needs</w:t>
+      </w:r>
+      <w:proofErr w:type="gramEnd"/>
+      <w:r>
+        <w:rPr>
+          <w:color w:val="000000" w:themeColor="text1"/>
+        </w:rPr>
+        <w:t xml:space="preserve"> to all success or all fail.</w:t>
+      </w:r>
+    </w:p>
+    <w:p>
+      <w:pPr>
+        <w:spacing w:after="0"/>
+        <w:rPr>
+          <w:color w:val="000000" w:themeColor="text1"/>
+        </w:rPr>
+      </w:pPr>
+      <w:r>
+        <w:rPr>
+          <w:color w:val="000000" w:themeColor="text1"/>
+        </w:rPr>
+        <w:t>Consistency:  Db should be consistent before and after the transaction.</w:t>
+      </w:r>
+    </w:p>
+    <w:p>
+      <w:pPr>
+        <w:spacing w:after="0"/>
+      </w:pPr>
+      <w:r>
+        <w:rPr>
+          <w:color w:val="000000" w:themeColor="text1"/>
+        </w:rPr>
+        <w:t xml:space="preserve">Isolation: </w:t>
+      </w:r>
+      <w:r>
+        <w:t>If thousands of transfers happen concurrently, transactions shouldn't incorrectly interfere with each other.</w:t>
+      </w:r>
+    </w:p>
+    <w:p>
+      <w:pPr>
+        <w:spacing w:after="0"/>
+      </w:pPr>
+      <w:r>
+        <w:t xml:space="preserve">Durability: </w:t>
+      </w:r>
+      <w:r>
+        <w:t xml:space="preserve">If transaction successfully completed, even though </w:t>
+      </w:r>
+      <w:proofErr w:type="spellStart"/>
+      <w:r>
+        <w:t>db</w:t>
+      </w:r>
+      <w:proofErr w:type="spellEnd"/>
+      <w:r>
+        <w:t xml:space="preserve"> fails data should not get lost.</w:t>
+      </w:r>
+    </w:p>
+    <w:p>
+      <w:pPr>
+        <w:spacing w:after="0"/>
+      </w:pPr>
+    </w:p>
+    <w:p>
+      <w:pPr>
+        <w:spacing w:after="0"/>
+      </w:pPr>
+      <w:r>
+        <w:t xml:space="preserve">We can handle transactions in microservices using 3 </w:t>
+      </w:r>
+      <w:proofErr w:type="gramStart"/>
+      <w:r>
+        <w:t>ways :</w:t>
+      </w:r>
+      <w:proofErr w:type="gramEnd"/>
+      <w:r>
+        <w:t xml:space="preserve"> </w:t>
+      </w:r>
+    </w:p>
+    <w:p>
+      <w:pPr>
+        <w:spacing w:after="0"/>
+      </w:pPr>
+      <w:r>
+        <w:t xml:space="preserve">1) 2-phase </w:t>
+      </w:r>
+      <w:proofErr w:type="gramStart"/>
+      <w:r>
+        <w:t xml:space="preserve">commit  </w:t>
+      </w:r>
+      <w:r>
+        <w:t>(sync)</w:t>
+      </w:r>
+      <w:r>
+        <w:t xml:space="preserve">   </w:t>
+      </w:r>
+      <w:proofErr w:type="gramEnd"/>
+      <w:r>
+        <w:t xml:space="preserve">                 2) 3-phase commit (improvement on 2 </w:t>
+      </w:r>
+      <w:proofErr w:type="gramStart"/>
+      <w:r>
+        <w:t>phase</w:t>
+      </w:r>
+      <w:proofErr w:type="gramEnd"/>
+      <w:r>
+        <w:t xml:space="preserve">, but is </w:t>
+      </w:r>
+      <w:proofErr w:type="gramStart"/>
+      <w:r>
+        <w:t xml:space="preserve">complex)   </w:t>
+      </w:r>
+      <w:proofErr w:type="gramEnd"/>
+      <w:r>
+        <w:t xml:space="preserve">             3) Saga</w:t>
+      </w:r>
+      <w:r>
+        <w:t xml:space="preserve"> (async)</w:t>
+      </w:r>
+    </w:p>
+    <w:p>
+      <w:pPr>
+        <w:spacing w:after="0"/>
+      </w:pPr>
+      <w:r>
+        <w:t xml:space="preserve">2-phase </w:t>
+      </w:r>
+      <w:proofErr w:type="gramStart"/>
+      <w:r>
+        <w:t>commit :</w:t>
+      </w:r>
+      <w:proofErr w:type="gramEnd"/>
+      <w:r>
+        <w:t xml:space="preserve"> Prepare phase (Voting phase), Commit phase (Decision phase).</w:t>
+      </w:r>
+    </w:p>
+    <w:p>
+      <w:pPr>
+        <w:spacing w:after="0"/>
+      </w:pPr>
+      <w:r>
+        <w:t xml:space="preserve">3-phase </w:t>
+      </w:r>
+      <w:proofErr w:type="gramStart"/>
+      <w:r>
+        <w:t>commit :</w:t>
+      </w:r>
+      <w:proofErr w:type="gramEnd"/>
+      <w:r>
+        <w:t xml:space="preserve"> Prepare phase (Voting phase), Pre- Commit Phase, Commit phase (Decision phase).</w:t>
+      </w:r>
+    </w:p>
+    <w:p>
+      <w:pPr>
+        <w:spacing w:after="0"/>
+      </w:pPr>
+    </w:p>
+    <w:p>
+      <w:pPr>
+        <w:spacing w:after="0"/>
+        <w:rPr>
+          <w:color w:val="00B0F0"/>
+        </w:rPr>
+      </w:pPr>
+      <w:r>
+        <w:t xml:space="preserve">2phase and 3 phase see this note: </w:t>
+      </w:r>
+      <w:hyperlink r:id="rId5" w:history="1">
+        <w:r>
+          <w:rPr>
+            <w:rStyle w:val="Hyperlink"/>
+          </w:rPr>
+          <w:t>https://drive.google.com/file/d/1kPHF4MMoqc2xFXNXaXHfqqrEDdeU0kLO/view</w:t>
+        </w:r>
+      </w:hyperlink>
+    </w:p>
+    <w:p>
+      <w:pPr>
+        <w:spacing w:after="0"/>
+        <w:rPr>
+          <w:color w:val="00B0F0"/>
+        </w:rPr>
+      </w:pPr>
+    </w:p>
+    <w:p>
+      <w:pPr>
+        <w:spacing w:after="0"/>
+        <w:rPr>
+          <w:b/>
+          <w:bCs/>
+        </w:rPr>
+      </w:pPr>
+      <w:r>
+        <w:rPr>
+          <w:b/>
+          <w:bCs/>
+        </w:rPr>
+        <w:t>1. In 2PC</w:t>
+      </w:r>
+    </w:p>
+    <w:p>
+      <w:pPr>
+        <w:spacing w:after="0"/>
+      </w:pPr>
+      <w:r>
+        <w:t>Suppose services A and B participate in a transaction.</w:t>
+      </w:r>
+    </w:p>
+    <w:p>
+      <w:pPr>
+        <w:numPr>
+          <w:ilvl w:val="0"/>
+          <w:numId w:val="5"/>
+        </w:numPr>
+        <w:spacing w:after="0"/>
+      </w:pPr>
+      <w:r>
+        <w:t>Coordinator asks A and B to prepare.</w:t>
+      </w:r>
+    </w:p>
+    <w:p>
+      <w:pPr>
+        <w:numPr>
+          <w:ilvl w:val="0"/>
+          <w:numId w:val="5"/>
+        </w:numPr>
+        <w:spacing w:after="0"/>
+      </w:pPr>
+      <w:r>
+        <w:t>Both vote YES.</w:t>
+      </w:r>
+    </w:p>
+    <w:p>
+      <w:pPr>
+        <w:numPr>
+          <w:ilvl w:val="0"/>
+          <w:numId w:val="5"/>
+        </w:numPr>
+        <w:spacing w:after="0"/>
+      </w:pPr>
+      <w:r>
+        <w:t>Coordinator sends COMMIT.</w:t>
+      </w:r>
+    </w:p>
+    <w:p>
+      <w:pPr>
+        <w:numPr>
+          <w:ilvl w:val="0"/>
+          <w:numId w:val="5"/>
+        </w:numPr>
+        <w:spacing w:after="0"/>
+      </w:pPr>
+      <w:r>
+        <w:t>A receives COMMIT, but B's commit message is lost.</w:t>
+      </w:r>
+    </w:p>
+    <w:p>
+      <w:pPr>
+        <w:spacing w:after="0"/>
+      </w:pPr>
+      <w:r>
+        <w:t>Now B asks A what happened.</w:t>
+      </w:r>
+    </w:p>
+    <w:p>
+      <w:pPr>
+        <w:numPr>
+          <w:ilvl w:val="0"/>
+          <w:numId w:val="6"/>
+        </w:numPr>
+        <w:spacing w:after="0"/>
+      </w:pPr>
+      <w:r>
+        <w:t>If A received COMMIT, can B commit? Not necessarily. A might have committed based on a message that the coordinator sent, but B still needs reliable knowledge of the coordinator's final decision.</w:t>
+      </w:r>
+    </w:p>
+    <w:p>
+      <w:pPr>
+        <w:numPr>
+          <w:ilvl w:val="0"/>
+          <w:numId w:val="6"/>
+        </w:numPr>
+        <w:spacing w:after="0"/>
+      </w:pPr>
+      <w:r>
+        <w:t>If A is unreachable, B may remain stuck in the prepared state, holding locks and resources.</w:t>
+      </w:r>
+    </w:p>
+    <w:p>
+      <w:pPr>
+        <w:spacing w:after="0"/>
+      </w:pPr>
+      <w:r>
+        <w:t>In standard 2PC, a participant in the prepared state cannot safely decide to abort on its own, because the coordinator might already have committed.</w:t>
+      </w:r>
+    </w:p>
+    <w:p>
+      <w:pPr>
+        <w:spacing w:after="0"/>
+        <w:rPr>
+          <w:b/>
+          <w:bCs/>
+        </w:rPr>
+      </w:pPr>
+      <w:r>
+        <w:rPr>
+          <w:b/>
+          <w:bCs/>
+        </w:rPr>
+        <w:t>2. What does 3PC add?</w:t>
+      </w:r>
+    </w:p>
+    <w:p>
+      <w:pPr>
+        <w:spacing w:after="0"/>
+      </w:pPr>
+      <w:r>
+        <w:t xml:space="preserve">3PC introduces an additional phase: </w:t>
+      </w:r>
+      <w:proofErr w:type="gramStart"/>
+      <w:r>
+        <w:t>Pre-Commit</w:t>
+      </w:r>
+      <w:proofErr w:type="gramEnd"/>
+      <w:r>
+        <w:t>.</w:t>
+      </w:r>
+    </w:p>
+    <w:tbl>
+      <w:tblPr>
+        <w:tblW w:w="0" w:type="auto"/>
+        <w:tblCellSpacing w:w="15" w:type="dxa"/>
+        <w:tblCellMar>
+          <w:top w:w="15" w:type="dxa"/>
+          <w:left w:w="15" w:type="dxa"/>
+          <w:bottom w:w="15" w:type="dxa"/>
+          <w:right w:w="15" w:type="dxa"/>
+        </w:tblCellMar>
+        <w:tblLook w:val="04A0" w:firstRow="1" w:lastRow="0" w:firstColumn="1" w:lastColumn="0" w:noHBand="0" w:noVBand="1"/>
+      </w:tblPr>
+      <w:tblGrid>
+        <w:gridCol w:w="1566"/>
+        <w:gridCol w:w="8431"/>
+      </w:tblGrid>
+      <w:tr>
+        <w:trPr>
+          <w:tblCellSpacing w:w="15" w:type="dxa"/>
+        </w:trPr>
+        <w:tc>
+          <w:tcPr>
+            <w:tcW w:w="0" w:type="auto"/>
+            <w:vAlign w:val="center"/>
+            <w:hideMark/>
+          </w:tcPr>
+          <w:p>
+            <w:pPr>
+              <w:spacing w:after="0"/>
+              <w:rPr>
+                <w:b/>
+                <w:bCs/>
+              </w:rPr>
+            </w:pPr>
+            <w:r>
+              <w:rPr>
+                <w:b/>
+                <w:bCs/>
+              </w:rPr>
+              <w:lastRenderedPageBreak/>
+              <w:t>Phase</w:t>
+            </w:r>
+          </w:p>
+        </w:tc>
+        <w:tc>
+          <w:tcPr>
+            <w:tcW w:w="0" w:type="auto"/>
+            <w:vAlign w:val="center"/>
+            <w:hideMark/>
+          </w:tcPr>
+          <w:p>
+            <w:pPr>
+              <w:spacing w:after="0"/>
+              <w:rPr>
+                <w:b/>
+                <w:bCs/>
+              </w:rPr>
+            </w:pPr>
+            <w:r>
+              <w:rPr>
+                <w:b/>
+                <w:bCs/>
+              </w:rPr>
+              <w:t>Purpose</w:t>
+            </w:r>
+          </w:p>
+        </w:tc>
+      </w:tr>
+      <w:tr>
+        <w:trPr>
+          <w:tblCellSpacing w:w="15" w:type="dxa"/>
+        </w:trPr>
+        <w:tc>
+          <w:tcPr>
+            <w:tcW w:w="0" w:type="auto"/>
+            <w:vAlign w:val="center"/>
+            <w:hideMark/>
+          </w:tcPr>
+          <w:p>
+            <w:pPr>
+              <w:spacing w:after="0"/>
+            </w:pPr>
+            <w:r>
+              <w:t xml:space="preserve">1. </w:t>
+            </w:r>
+            <w:proofErr w:type="spellStart"/>
+            <w:r>
+              <w:t>CanCommit</w:t>
+            </w:r>
+            <w:proofErr w:type="spellEnd"/>
+            <w:r>
+              <w:t>?</w:t>
+            </w:r>
+          </w:p>
+        </w:tc>
+        <w:tc>
+          <w:tcPr>
+            <w:tcW w:w="0" w:type="auto"/>
+            <w:vAlign w:val="center"/>
+            <w:hideMark/>
+          </w:tcPr>
+          <w:p>
+            <w:pPr>
+              <w:spacing w:after="0"/>
+            </w:pPr>
+            <w:r>
+              <w:t>Participants vote YES/NO.</w:t>
+            </w:r>
+          </w:p>
+        </w:tc>
+      </w:tr>
+      <w:tr>
+        <w:trPr>
+          <w:tblCellSpacing w:w="15" w:type="dxa"/>
+        </w:trPr>
+        <w:tc>
+          <w:tcPr>
+            <w:tcW w:w="0" w:type="auto"/>
+            <w:vAlign w:val="center"/>
+            <w:hideMark/>
+          </w:tcPr>
+          <w:p>
+            <w:pPr>
+              <w:spacing w:after="0"/>
+            </w:pPr>
+            <w:r>
+              <w:t xml:space="preserve">2. </w:t>
+            </w:r>
+            <w:proofErr w:type="spellStart"/>
+            <w:r>
+              <w:t>PreCommit</w:t>
+            </w:r>
+            <w:proofErr w:type="spellEnd"/>
+          </w:p>
+        </w:tc>
+        <w:tc>
+          <w:tcPr>
+            <w:tcW w:w="0" w:type="auto"/>
+            <w:vAlign w:val="center"/>
+            <w:hideMark/>
+          </w:tcPr>
+          <w:p>
+            <w:pPr>
+              <w:spacing w:after="0"/>
+            </w:pPr>
+            <w:r>
+              <w:t>Coordinator tells participants that everyone voted YES and prepares them for commit.</w:t>
+            </w:r>
+          </w:p>
+        </w:tc>
+      </w:tr>
+      <w:tr>
+        <w:trPr>
+          <w:tblCellSpacing w:w="15" w:type="dxa"/>
+        </w:trPr>
+        <w:tc>
+          <w:tcPr>
+            <w:tcW w:w="0" w:type="auto"/>
+            <w:vAlign w:val="center"/>
+            <w:hideMark/>
+          </w:tcPr>
+          <w:p>
+            <w:pPr>
+              <w:spacing w:after="0"/>
+            </w:pPr>
+            <w:r>
+              <w:t xml:space="preserve">3. </w:t>
+            </w:r>
+            <w:proofErr w:type="spellStart"/>
+            <w:r>
+              <w:t>DoCommit</w:t>
+            </w:r>
+            <w:proofErr w:type="spellEnd"/>
+          </w:p>
+        </w:tc>
+        <w:tc>
+          <w:tcPr>
+            <w:tcW w:w="0" w:type="auto"/>
+            <w:vAlign w:val="center"/>
+            <w:hideMark/>
+          </w:tcPr>
+          <w:p>
+            <w:pPr>
+              <w:spacing w:after="0"/>
+            </w:pPr>
+            <w:r>
+              <w:t>Coordinator tells participants to commit.</w:t>
+            </w:r>
+          </w:p>
+        </w:tc>
+      </w:tr>
+    </w:tbl>
+    <w:p>
+      <w:pPr>
+        <w:spacing w:after="0"/>
+      </w:pPr>
+      <w:r>
+        <w:t>The key idea is that participants can distinguish between states where a commit is still possible and states where committing is expected. Under 3PC's assumptions, this helps avoid indefinite blocking.</w:t>
+      </w:r>
+    </w:p>
+    <w:p>
+      <w:pPr>
+        <w:spacing w:after="0"/>
+        <w:rPr>
+          <w:b/>
+          <w:bCs/>
+        </w:rPr>
+      </w:pPr>
+      <w:r>
+        <w:rPr>
+          <w:b/>
+          <w:bCs/>
+        </w:rPr>
+        <w:t>3. Why not just ask other services?</w:t>
+      </w:r>
+    </w:p>
+    <w:p>
+      <w:pPr>
+        <w:spacing w:after="0"/>
+      </w:pPr>
+      <w:r>
+        <w:t>Because knowing another participant's state is not always equivalent to knowing the coordinator's final decision. Participants may have received different messages, and communication failures can prevent them from querying one another.</w:t>
+      </w:r>
+    </w:p>
+    <w:p>
+      <w:pPr>
+        <w:spacing w:after="0"/>
+      </w:pPr>
+      <w:r>
+        <w:t>3PC reduces this ambiguity, but it is not a universal solution: it relies on assumptions such as bounded communication delays and crash failures. Network partitions can still cause problems.</w:t>
+      </w:r>
+    </w:p>
+    <w:p>
+      <w:pPr>
+        <w:spacing w:after="0"/>
+      </w:pPr>
+      <w:r>
+        <w:t>Interview takeaway: 2PC can block when the coordinator fails after participants prepare. 3PC adds a pre-commit phase to reduce blocking under stronger system assumptions. In real distributed systems, consensus protocols or saga-based workflows may be preferred depending on the problem.</w:t>
+      </w:r>
+    </w:p>
+    <w:p>
+      <w:pPr>
+        <w:spacing w:after="0"/>
+      </w:pPr>
+    </w:p>
+    <w:p>
+      <w:pPr>
+        <w:spacing w:after="0"/>
+      </w:pPr>
+      <w:r>
+        <w:rPr>
+          <w:b/>
+          <w:bCs/>
+        </w:rPr>
+        <w:t>Outbox event</w:t>
+      </w:r>
+      <w:r>
+        <w:t xml:space="preserve">: </w:t>
+      </w:r>
+      <w:r>
+        <w:t>Same database, separate tables, one atomic transaction. This is what makes the Outbox Pattern reliable.</w:t>
+      </w:r>
+    </w:p>
+    <w:p>
+      <w:pPr>
+        <w:spacing w:after="0"/>
+        <w:rPr>
+          <w:color w:val="000000" w:themeColor="text1"/>
+        </w:rPr>
+      </w:pPr>
+      <w:r>
+        <w:rPr>
+          <w:color w:val="000000" w:themeColor="text1"/>
+        </w:rPr>
+        <w:t>Suppose Kafka is down. The order is saved, and the event remains in the outbox with published = false. Once Kafka recovers, the publisher retries.</w:t>
+      </w:r>
+    </w:p>
+    <w:p>
+      <w:pPr>
+        <w:spacing w:after="0"/>
+        <w:rPr>
+          <w:color w:val="000000" w:themeColor="text1"/>
+        </w:rPr>
+      </w:pPr>
+    </w:p>
+    <w:p>
+      <w:pPr>
+        <w:spacing w:after="0"/>
+        <w:rPr>
+          <w:b/>
+          <w:bCs/>
+          <w:color w:val="0070C0"/>
+        </w:rPr>
+      </w:pPr>
+      <w:r>
+        <w:rPr>
+          <w:b/>
+          <w:bCs/>
+          <w:color w:val="0070C0"/>
+        </w:rPr>
+        <w:t xml:space="preserve">Concurrency control </w:t>
+      </w:r>
+      <w:r>
+        <w:rPr>
+          <w:b/>
+          <w:bCs/>
+          <w:color w:val="0070C0"/>
+        </w:rPr>
+        <w:t>in Distributed systems:</w:t>
+      </w:r>
+    </w:p>
+    <w:p>
+      <w:pPr>
+        <w:spacing w:after="0"/>
+      </w:pPr>
+      <w:r>
+        <w:t xml:space="preserve">Synchronized locking wont work in distributed system because our service will be running onto multiple </w:t>
+      </w:r>
+      <w:proofErr w:type="gramStart"/>
+      <w:r>
+        <w:t>server</w:t>
+      </w:r>
+      <w:proofErr w:type="gramEnd"/>
+      <w:r>
+        <w:t>. Each service will be having its own process and threads.</w:t>
+      </w:r>
+    </w:p>
+    <w:p>
+      <w:pPr>
+        <w:spacing w:after="0"/>
+      </w:pPr>
+      <w:r>
+        <w:t xml:space="preserve">We will go with Distributed concurrency </w:t>
+      </w:r>
+      <w:proofErr w:type="gramStart"/>
+      <w:r>
+        <w:t>control :</w:t>
+      </w:r>
+      <w:proofErr w:type="gramEnd"/>
+      <w:r>
+        <w:t xml:space="preserve"> </w:t>
+      </w:r>
+    </w:p>
+    <w:p>
+      <w:pPr>
+        <w:spacing w:after="0"/>
+      </w:pPr>
+      <w:r>
+        <w:t xml:space="preserve">1) Optimistic </w:t>
+      </w:r>
+      <w:r>
+        <w:t xml:space="preserve">concurrency </w:t>
+      </w:r>
+      <w:proofErr w:type="gramStart"/>
+      <w:r>
+        <w:t>control</w:t>
+      </w:r>
+      <w:r>
+        <w:t xml:space="preserve"> :</w:t>
+      </w:r>
+      <w:proofErr w:type="gramEnd"/>
+      <w:r>
+        <w:t xml:space="preserve"> </w:t>
+      </w:r>
+      <w:r>
+        <w:t xml:space="preserve"> </w:t>
+      </w:r>
+      <w:r>
+        <w:t xml:space="preserve">uses read commit isolation </w:t>
+      </w:r>
+      <w:r>
+        <w:t>(</w:t>
+      </w:r>
+      <w:r>
+        <w:t xml:space="preserve">read </w:t>
+      </w:r>
+      <w:r>
+        <w:t>version</w:t>
+      </w:r>
+      <w:r>
+        <w:t xml:space="preserve"> with </w:t>
+      </w:r>
+      <w:r>
+        <w:rPr>
+          <w:b/>
+          <w:bCs/>
+        </w:rPr>
+        <w:t>shared</w:t>
+      </w:r>
+      <w:r>
+        <w:t xml:space="preserve"> </w:t>
+      </w:r>
+      <w:r>
+        <w:t>lock</w:t>
+      </w:r>
+      <w:r>
+        <w:t xml:space="preserve"> as soon as read releases read lock</w:t>
+      </w:r>
+      <w:r>
+        <w:t>, before updating or commit verify the ve</w:t>
+      </w:r>
+      <w:r>
+        <w:t>r</w:t>
+      </w:r>
+      <w:r>
+        <w:t xml:space="preserve">sion, if correct puts </w:t>
+      </w:r>
+      <w:r>
+        <w:rPr>
+          <w:b/>
+          <w:bCs/>
+        </w:rPr>
+        <w:t>exclusive</w:t>
+      </w:r>
+      <w:r>
+        <w:t xml:space="preserve"> lock and do </w:t>
+      </w:r>
+      <w:proofErr w:type="gramStart"/>
+      <w:r>
+        <w:t xml:space="preserve">commit </w:t>
+      </w:r>
+      <w:r>
+        <w:t>)</w:t>
+      </w:r>
+      <w:proofErr w:type="gramEnd"/>
+      <w:r>
+        <w:t xml:space="preserve">          </w:t>
+      </w:r>
+    </w:p>
+    <w:p>
+      <w:pPr>
+        <w:spacing w:after="0"/>
+      </w:pPr>
+      <w:r>
+        <w:t xml:space="preserve">2) Pessimistic </w:t>
+      </w:r>
+      <w:r>
+        <w:t xml:space="preserve">concurrency </w:t>
+      </w:r>
+      <w:proofErr w:type="gramStart"/>
+      <w:r>
+        <w:t>control</w:t>
+      </w:r>
+      <w:r>
+        <w:t xml:space="preserve"> :</w:t>
+      </w:r>
+      <w:proofErr w:type="gramEnd"/>
+      <w:r>
+        <w:t xml:space="preserve"> uses Repeatable read </w:t>
+      </w:r>
+      <w:r>
+        <w:t xml:space="preserve">or </w:t>
+      </w:r>
+      <w:r>
+        <w:t>serializable isolation</w:t>
+      </w:r>
+      <w:r>
+        <w:t xml:space="preserve"> (</w:t>
+      </w:r>
+      <w:r>
+        <w:rPr>
+          <w:b/>
+          <w:bCs/>
+        </w:rPr>
+        <w:t xml:space="preserve">exclusive </w:t>
+      </w:r>
+      <w:r>
+        <w:rPr>
+          <w:b/>
+          <w:bCs/>
+        </w:rPr>
+        <w:t>lock</w:t>
+      </w:r>
+      <w:r>
+        <w:t xml:space="preserve"> during commit, so no one can able to read it during this lock</w:t>
+      </w:r>
+      <w:proofErr w:type="gramStart"/>
+      <w:r>
+        <w:t>)</w:t>
+      </w:r>
+      <w:r>
+        <w:t>.But</w:t>
+      </w:r>
+      <w:proofErr w:type="gramEnd"/>
+      <w:r>
+        <w:t xml:space="preserve"> PCC has </w:t>
+      </w:r>
+      <w:r>
+        <w:rPr>
+          <w:b/>
+          <w:bCs/>
+        </w:rPr>
+        <w:t>deadlock</w:t>
+      </w:r>
+      <w:r>
+        <w:t xml:space="preserve"> issue. Like 2 transaction they are reading data together and they both but shared lock. Now both of them are waiting on each other to release shared lock so that they can put exclusive lock.</w:t>
+      </w:r>
+      <w:r>
+        <w:t xml:space="preserve"> </w:t>
+      </w:r>
+      <w:proofErr w:type="gramStart"/>
+      <w:r>
+        <w:t>So</w:t>
+      </w:r>
+      <w:proofErr w:type="gramEnd"/>
+      <w:r>
+        <w:t xml:space="preserve"> after a </w:t>
+      </w:r>
+      <w:proofErr w:type="gramStart"/>
+      <w:r>
+        <w:t>time</w:t>
+      </w:r>
+      <w:proofErr w:type="gramEnd"/>
+      <w:r>
+        <w:t xml:space="preserve"> deadlock will be aborted.</w:t>
+      </w:r>
+    </w:p>
+    <w:p>
+      <w:pPr>
+        <w:spacing w:after="0"/>
+      </w:pPr>
+    </w:p>
+    <w:p>
+      <w:pPr>
+        <w:spacing w:after="60"/>
+      </w:pPr>
+      <w:r>
+        <w:t>Optimistic locking assumes conflicts are relatively rare. We don't lock the record while reading; instead, we attach a version and verify that the version hasn't changed when we update. If it changed, we reject or retry the operation.</w:t>
+      </w:r>
+    </w:p>
+    <w:p>
+      <w:pPr>
+        <w:spacing w:after="60"/>
+      </w:pPr>
+      <w:r>
+        <w:t>Pessimistic approach means: "Before modifying the data, acquire a lock so nobody else can modify it."</w:t>
+      </w:r>
+    </w:p>
+    <w:p>
+      <w:pPr>
+        <w:spacing w:after="60"/>
+        <w:rPr>
+          <w:color w:val="00B0F0"/>
+        </w:rPr>
+      </w:pPr>
+      <w:r>
+        <w:rPr>
+          <w:b/>
+          <w:bCs/>
+        </w:rPr>
+        <w:t>Notes:</w:t>
+      </w:r>
+      <w:r>
+        <w:rPr>
+          <w:color w:val="00B0F0"/>
+        </w:rPr>
+        <w:t xml:space="preserve"> </w:t>
+      </w:r>
+      <w:r>
+        <w:rPr>
+          <w:color w:val="00B0F0"/>
+        </w:rPr>
+        <w:t>https://notebook.zohopublic.in/public/notes/u3i1s8441ef17edee467bb020cc6974b3d7f9</w:t>
+      </w:r>
+    </w:p>
+    <w:p>
+      <w:pPr>
+        <w:spacing w:after="0"/>
+      </w:pPr>
+    </w:p>
+    <w:p>
+      <w:pPr>
+        <w:spacing w:after="0"/>
+        <w:rPr>
+          <w:color w:val="000000" w:themeColor="text1"/>
+        </w:rPr>
+      </w:pPr>
+      <w:r>
+        <w:rPr>
+          <w:b/>
+          <w:bCs/>
+          <w:color w:val="000000" w:themeColor="text1"/>
+        </w:rPr>
+        <w:t>Two Phase Locking (2PL)</w:t>
+      </w:r>
+      <w:r>
+        <w:rPr>
+          <w:b/>
+          <w:bCs/>
+          <w:color w:val="000000" w:themeColor="text1"/>
+        </w:rPr>
+        <w:t xml:space="preserve"> in </w:t>
+      </w:r>
+      <w:r>
+        <w:rPr>
+          <w:b/>
+          <w:bCs/>
+        </w:rPr>
+        <w:t>Pessimistic concurrency control</w:t>
       </w:r>
     </w:p>
     <w:sectPr>
@@ -191,6 +1884,417 @@
 <file path=word/numbering.xml><?xml version="1.0" encoding="utf-8"?>
 <w:numbering xmlns:wpc="http://schemas.microsoft.com/office/word/2010/wordprocessingCanvas" xmlns:cx="http://schemas.microsoft.com/office/drawing/2014/chartex" xmlns:cx1="http://schemas.microsoft.com/office/drawing/2015/9/8/chartex" xmlns:cx2="http://schemas.microsoft.com/office/drawing/2015/10/21/chartex" xmlns:cx3="http://schemas.microsoft.com/office/drawing/2016/5/9/chartex" xmlns:cx4="http://schemas.microsoft.com/office/drawing/2016/5/10/chartex" xmlns:cx5="http://schemas.microsoft.com/office/drawing/2016/5/11/chartex" xmlns:cx6="http://schemas.microsoft.com/office/drawing/2016/5/12/chartex" xmlns:cx7="http://schemas.microsoft.com/office/drawing/2016/5/13/chartex" xmlns:cx8="http://schemas.microsoft.com/office/drawing/2016/5/14/chartex" xmlns:mc="http://schemas.openxmlformats.org/markup-compatibility/2006" xmlns:aink="http://schemas.microsoft.com/office/drawing/2016/ink" xmlns:am3d="http://schemas.microsoft.com/office/drawing/2017/model3d" xmlns:o="urn:schemas-microsoft-com:office:office" xmlns:oel="http://schemas.microsoft.com/office/2019/extlst" xmlns:r="http://schemas.openxmlformats.org/officeDocument/2006/relationships" xmlns:m="http://schemas.openxmlformats.org/officeDocument/2006/math" xmlns:v="urn:schemas-microsoft-com:vml" xmlns:wp14="http://schemas.microsoft.com/office/word/2010/wordprocessingDrawing" xmlns:wp="http://schemas.openxmlformats.org/drawingml/2006/wordprocessingDrawing" xmlns:w10="urn:schemas-microsoft-com:office:word" xmlns:w="http://schemas.openxmlformats.org/wordprocessingml/2006/main" xmlns:w14="http://schemas.microsoft.com/office/word/2010/wordml" xmlns:w15="http://schemas.microsoft.com/office/word/2012/wordml" xmlns:w16cex="http://schemas.microsoft.com/office/word/2018/wordml/cex" xmlns:w16cid="http://schemas.microsoft.com/office/word/2016/wordml/cid" xmlns:w16="http://schemas.microsoft.com/office/word/2018/wordml" xmlns:w16du="http://schemas.microsoft.com/office/word/2023/wordml/word16du" xmlns:w16sdtdh="http://schemas.microsoft.com/office/word/2020/wordml/sdtdatahash" xmlns:w16sdtfl="http://schemas.microsoft.com/office/word/2024/wordml/sdtformatlock" xmlns:w16se="http://schemas.microsoft.com/office/word/2015/wordml/symex" xmlns:wpg="http://schemas.microsoft.com/office/word/2010/wordprocessingGroup" xmlns:wpi="http://schemas.microsoft.com/office/word/2010/wordprocessingInk" xmlns:wne="http://schemas.microsoft.com/office/word/2006/wordml" xmlns:wps="http://schemas.microsoft.com/office/word/2010/wordprocessingShape" mc:Ignorable="w14 w15 w16se w16cid w16 w16cex w16sdtdh w16sdtfl w16du wp14">
   <w:abstractNum w:abstractNumId="0" w15:restartNumberingAfterBreak="0">
+    <w:nsid w:val="131F4263"/>
+    <w:multiLevelType w:val="multilevel"/>
+    <w:tmpl w:val="07DA9228"/>
+    <w:lvl w:ilvl="0">
+      <w:start w:val="1"/>
+      <w:numFmt w:val="bullet"/>
+      <w:lvlText w:val=""/>
+      <w:lvlJc w:val="left"/>
+      <w:pPr>
+        <w:tabs>
+          <w:tab w:val="num" w:pos="720"/>
+        </w:tabs>
+        <w:ind w:left="720" w:hanging="360"/>
+      </w:pPr>
+      <w:rPr>
+        <w:rFonts w:ascii="Symbol" w:hAnsi="Symbol" w:hint="default"/>
+        <w:sz w:val="20"/>
+      </w:rPr>
+    </w:lvl>
+    <w:lvl w:ilvl="1" w:tentative="1">
+      <w:start w:val="1"/>
+      <w:numFmt w:val="bullet"/>
+      <w:lvlText w:val="o"/>
+      <w:lvlJc w:val="left"/>
+      <w:pPr>
+        <w:tabs>
+          <w:tab w:val="num" w:pos="1440"/>
+        </w:tabs>
+        <w:ind w:left="1440" w:hanging="360"/>
+      </w:pPr>
+      <w:rPr>
+        <w:rFonts w:ascii="Courier New" w:hAnsi="Courier New" w:hint="default"/>
+        <w:sz w:val="20"/>
+      </w:rPr>
+    </w:lvl>
+    <w:lvl w:ilvl="2" w:tentative="1">
+      <w:start w:val="1"/>
+      <w:numFmt w:val="bullet"/>
+      <w:lvlText w:val=""/>
+      <w:lvlJc w:val="left"/>
+      <w:pPr>
+        <w:tabs>
+          <w:tab w:val="num" w:pos="2160"/>
+        </w:tabs>
+        <w:ind w:left="2160" w:hanging="360"/>
+      </w:pPr>
+      <w:rPr>
+        <w:rFonts w:ascii="Wingdings" w:hAnsi="Wingdings" w:hint="default"/>
+        <w:sz w:val="20"/>
+      </w:rPr>
+    </w:lvl>
+    <w:lvl w:ilvl="3" w:tentative="1">
+      <w:start w:val="1"/>
+      <w:numFmt w:val="bullet"/>
+      <w:lvlText w:val=""/>
+      <w:lvlJc w:val="left"/>
+      <w:pPr>
+        <w:tabs>
+          <w:tab w:val="num" w:pos="2880"/>
+        </w:tabs>
+        <w:ind w:left="2880" w:hanging="360"/>
+      </w:pPr>
+      <w:rPr>
+        <w:rFonts w:ascii="Wingdings" w:hAnsi="Wingdings" w:hint="default"/>
+        <w:sz w:val="20"/>
+      </w:rPr>
+    </w:lvl>
+    <w:lvl w:ilvl="4" w:tentative="1">
+      <w:start w:val="1"/>
+      <w:numFmt w:val="bullet"/>
+      <w:lvlText w:val=""/>
+      <w:lvlJc w:val="left"/>
+      <w:pPr>
+        <w:tabs>
+          <w:tab w:val="num" w:pos="3600"/>
+        </w:tabs>
+        <w:ind w:left="3600" w:hanging="360"/>
+      </w:pPr>
+      <w:rPr>
+        <w:rFonts w:ascii="Wingdings" w:hAnsi="Wingdings" w:hint="default"/>
+        <w:sz w:val="20"/>
+      </w:rPr>
+    </w:lvl>
+    <w:lvl w:ilvl="5" w:tentative="1">
+      <w:start w:val="1"/>
+      <w:numFmt w:val="bullet"/>
+      <w:lvlText w:val=""/>
+      <w:lvlJc w:val="left"/>
+      <w:pPr>
+        <w:tabs>
+          <w:tab w:val="num" w:pos="4320"/>
+        </w:tabs>
+        <w:ind w:left="4320" w:hanging="360"/>
+      </w:pPr>
+      <w:rPr>
+        <w:rFonts w:ascii="Wingdings" w:hAnsi="Wingdings" w:hint="default"/>
+        <w:sz w:val="20"/>
+      </w:rPr>
+    </w:lvl>
+    <w:lvl w:ilvl="6" w:tentative="1">
+      <w:start w:val="1"/>
+      <w:numFmt w:val="bullet"/>
+      <w:lvlText w:val=""/>
+      <w:lvlJc w:val="left"/>
+      <w:pPr>
+        <w:tabs>
+          <w:tab w:val="num" w:pos="5040"/>
+        </w:tabs>
+        <w:ind w:left="5040" w:hanging="360"/>
+      </w:pPr>
+      <w:rPr>
+        <w:rFonts w:ascii="Wingdings" w:hAnsi="Wingdings" w:hint="default"/>
+        <w:sz w:val="20"/>
+      </w:rPr>
+    </w:lvl>
+    <w:lvl w:ilvl="7" w:tentative="1">
+      <w:start w:val="1"/>
+      <w:numFmt w:val="bullet"/>
+      <w:lvlText w:val=""/>
+      <w:lvlJc w:val="left"/>
+      <w:pPr>
+        <w:tabs>
+          <w:tab w:val="num" w:pos="5760"/>
+        </w:tabs>
+        <w:ind w:left="5760" w:hanging="360"/>
+      </w:pPr>
+      <w:rPr>
+        <w:rFonts w:ascii="Wingdings" w:hAnsi="Wingdings" w:hint="default"/>
+        <w:sz w:val="20"/>
+      </w:rPr>
+    </w:lvl>
+    <w:lvl w:ilvl="8" w:tentative="1">
+      <w:start w:val="1"/>
+      <w:numFmt w:val="bullet"/>
+      <w:lvlText w:val=""/>
+      <w:lvlJc w:val="left"/>
+      <w:pPr>
+        <w:tabs>
+          <w:tab w:val="num" w:pos="6480"/>
+        </w:tabs>
+        <w:ind w:left="6480" w:hanging="360"/>
+      </w:pPr>
+      <w:rPr>
+        <w:rFonts w:ascii="Wingdings" w:hAnsi="Wingdings" w:hint="default"/>
+        <w:sz w:val="20"/>
+      </w:rPr>
+    </w:lvl>
+  </w:abstractNum>
+  <w:abstractNum w:abstractNumId="1" w15:restartNumberingAfterBreak="0">
+    <w:nsid w:val="29013B76"/>
+    <w:multiLevelType w:val="multilevel"/>
+    <w:tmpl w:val="A18054E4"/>
+    <w:lvl w:ilvl="0">
+      <w:start w:val="1"/>
+      <w:numFmt w:val="decimal"/>
+      <w:lvlText w:val="%1."/>
+      <w:lvlJc w:val="left"/>
+      <w:pPr>
+        <w:tabs>
+          <w:tab w:val="num" w:pos="720"/>
+        </w:tabs>
+        <w:ind w:left="720" w:hanging="360"/>
+      </w:pPr>
+    </w:lvl>
+    <w:lvl w:ilvl="1" w:tentative="1">
+      <w:start w:val="1"/>
+      <w:numFmt w:val="decimal"/>
+      <w:lvlText w:val="%2."/>
+      <w:lvlJc w:val="left"/>
+      <w:pPr>
+        <w:tabs>
+          <w:tab w:val="num" w:pos="1440"/>
+        </w:tabs>
+        <w:ind w:left="1440" w:hanging="360"/>
+      </w:pPr>
+    </w:lvl>
+    <w:lvl w:ilvl="2" w:tentative="1">
+      <w:start w:val="1"/>
+      <w:numFmt w:val="decimal"/>
+      <w:lvlText w:val="%3."/>
+      <w:lvlJc w:val="left"/>
+      <w:pPr>
+        <w:tabs>
+          <w:tab w:val="num" w:pos="2160"/>
+        </w:tabs>
+        <w:ind w:left="2160" w:hanging="360"/>
+      </w:pPr>
+    </w:lvl>
+    <w:lvl w:ilvl="3" w:tentative="1">
+      <w:start w:val="1"/>
+      <w:numFmt w:val="decimal"/>
+      <w:lvlText w:val="%4."/>
+      <w:lvlJc w:val="left"/>
+      <w:pPr>
+        <w:tabs>
+          <w:tab w:val="num" w:pos="2880"/>
+        </w:tabs>
+        <w:ind w:left="2880" w:hanging="360"/>
+      </w:pPr>
+    </w:lvl>
+    <w:lvl w:ilvl="4" w:tentative="1">
+      <w:start w:val="1"/>
+      <w:numFmt w:val="decimal"/>
+      <w:lvlText w:val="%5."/>
+      <w:lvlJc w:val="left"/>
+      <w:pPr>
+        <w:tabs>
+          <w:tab w:val="num" w:pos="3600"/>
+        </w:tabs>
+        <w:ind w:left="3600" w:hanging="360"/>
+      </w:pPr>
+    </w:lvl>
+    <w:lvl w:ilvl="5" w:tentative="1">
+      <w:start w:val="1"/>
+      <w:numFmt w:val="decimal"/>
+      <w:lvlText w:val="%6."/>
+      <w:lvlJc w:val="left"/>
+      <w:pPr>
+        <w:tabs>
+          <w:tab w:val="num" w:pos="4320"/>
+        </w:tabs>
+        <w:ind w:left="4320" w:hanging="360"/>
+      </w:pPr>
+    </w:lvl>
+    <w:lvl w:ilvl="6" w:tentative="1">
+      <w:start w:val="1"/>
+      <w:numFmt w:val="decimal"/>
+      <w:lvlText w:val="%7."/>
+      <w:lvlJc w:val="left"/>
+      <w:pPr>
+        <w:tabs>
+          <w:tab w:val="num" w:pos="5040"/>
+        </w:tabs>
+        <w:ind w:left="5040" w:hanging="360"/>
+      </w:pPr>
+    </w:lvl>
+    <w:lvl w:ilvl="7" w:tentative="1">
+      <w:start w:val="1"/>
+      <w:numFmt w:val="decimal"/>
+      <w:lvlText w:val="%8."/>
+      <w:lvlJc w:val="left"/>
+      <w:pPr>
+        <w:tabs>
+          <w:tab w:val="num" w:pos="5760"/>
+        </w:tabs>
+        <w:ind w:left="5760" w:hanging="360"/>
+      </w:pPr>
+    </w:lvl>
+    <w:lvl w:ilvl="8" w:tentative="1">
+      <w:start w:val="1"/>
+      <w:numFmt w:val="decimal"/>
+      <w:lvlText w:val="%9."/>
+      <w:lvlJc w:val="left"/>
+      <w:pPr>
+        <w:tabs>
+          <w:tab w:val="num" w:pos="6480"/>
+        </w:tabs>
+        <w:ind w:left="6480" w:hanging="360"/>
+      </w:pPr>
+    </w:lvl>
+  </w:abstractNum>
+  <w:abstractNum w:abstractNumId="2" w15:restartNumberingAfterBreak="0">
+    <w:nsid w:val="2A344E63"/>
+    <w:multiLevelType w:val="multilevel"/>
+    <w:tmpl w:val="D5BAE076"/>
+    <w:lvl w:ilvl="0">
+      <w:start w:val="1"/>
+      <w:numFmt w:val="bullet"/>
+      <w:lvlText w:val=""/>
+      <w:lvlJc w:val="left"/>
+      <w:pPr>
+        <w:tabs>
+          <w:tab w:val="num" w:pos="720"/>
+        </w:tabs>
+        <w:ind w:left="720" w:hanging="360"/>
+      </w:pPr>
+      <w:rPr>
+        <w:rFonts w:ascii="Symbol" w:hAnsi="Symbol" w:hint="default"/>
+        <w:sz w:val="20"/>
+      </w:rPr>
+    </w:lvl>
+    <w:lvl w:ilvl="1" w:tentative="1">
+      <w:start w:val="1"/>
+      <w:numFmt w:val="bullet"/>
+      <w:lvlText w:val=""/>
+      <w:lvlJc w:val="left"/>
+      <w:pPr>
+        <w:tabs>
+          <w:tab w:val="num" w:pos="1440"/>
+        </w:tabs>
+        <w:ind w:left="1440" w:hanging="360"/>
+      </w:pPr>
+      <w:rPr>
+        <w:rFonts w:ascii="Symbol" w:hAnsi="Symbol" w:hint="default"/>
+        <w:sz w:val="20"/>
+      </w:rPr>
+    </w:lvl>
+    <w:lvl w:ilvl="2" w:tentative="1">
+      <w:start w:val="1"/>
+      <w:numFmt w:val="bullet"/>
+      <w:lvlText w:val=""/>
+      <w:lvlJc w:val="left"/>
+      <w:pPr>
+        <w:tabs>
+          <w:tab w:val="num" w:pos="2160"/>
+        </w:tabs>
+        <w:ind w:left="2160" w:hanging="360"/>
+      </w:pPr>
+      <w:rPr>
+        <w:rFonts w:ascii="Symbol" w:hAnsi="Symbol" w:hint="default"/>
+        <w:sz w:val="20"/>
+      </w:rPr>
+    </w:lvl>
+    <w:lvl w:ilvl="3" w:tentative="1">
+      <w:start w:val="1"/>
+      <w:numFmt w:val="bullet"/>
+      <w:lvlText w:val=""/>
+      <w:lvlJc w:val="left"/>
+      <w:pPr>
+        <w:tabs>
+          <w:tab w:val="num" w:pos="2880"/>
+        </w:tabs>
+        <w:ind w:left="2880" w:hanging="360"/>
+      </w:pPr>
+      <w:rPr>
+        <w:rFonts w:ascii="Symbol" w:hAnsi="Symbol" w:hint="default"/>
+        <w:sz w:val="20"/>
+      </w:rPr>
+    </w:lvl>
+    <w:lvl w:ilvl="4" w:tentative="1">
+      <w:start w:val="1"/>
+      <w:numFmt w:val="bullet"/>
+      <w:lvlText w:val=""/>
+      <w:lvlJc w:val="left"/>
+      <w:pPr>
+        <w:tabs>
+          <w:tab w:val="num" w:pos="3600"/>
+        </w:tabs>
+        <w:ind w:left="3600" w:hanging="360"/>
+      </w:pPr>
+      <w:rPr>
+        <w:rFonts w:ascii="Symbol" w:hAnsi="Symbol" w:hint="default"/>
+        <w:sz w:val="20"/>
+      </w:rPr>
+    </w:lvl>
+    <w:lvl w:ilvl="5" w:tentative="1">
+      <w:start w:val="1"/>
+      <w:numFmt w:val="bullet"/>
+      <w:lvlText w:val=""/>
+      <w:lvlJc w:val="left"/>
+      <w:pPr>
+        <w:tabs>
+          <w:tab w:val="num" w:pos="4320"/>
+        </w:tabs>
+        <w:ind w:left="4320" w:hanging="360"/>
+      </w:pPr>
+      <w:rPr>
+        <w:rFonts w:ascii="Symbol" w:hAnsi="Symbol" w:hint="default"/>
+        <w:sz w:val="20"/>
+      </w:rPr>
+    </w:lvl>
+    <w:lvl w:ilvl="6" w:tentative="1">
+      <w:start w:val="1"/>
+      <w:numFmt w:val="bullet"/>
+      <w:lvlText w:val=""/>
+      <w:lvlJc w:val="left"/>
+      <w:pPr>
+        <w:tabs>
+          <w:tab w:val="num" w:pos="5040"/>
+        </w:tabs>
+        <w:ind w:left="5040" w:hanging="360"/>
+      </w:pPr>
+      <w:rPr>
+        <w:rFonts w:ascii="Symbol" w:hAnsi="Symbol" w:hint="default"/>
+        <w:sz w:val="20"/>
+      </w:rPr>
+    </w:lvl>
+    <w:lvl w:ilvl="7" w:tentative="1">
+      <w:start w:val="1"/>
+      <w:numFmt w:val="bullet"/>
+      <w:lvlText w:val=""/>
+      <w:lvlJc w:val="left"/>
+      <w:pPr>
+        <w:tabs>
+          <w:tab w:val="num" w:pos="5760"/>
+        </w:tabs>
+        <w:ind w:left="5760" w:hanging="360"/>
+      </w:pPr>
+      <w:rPr>
+        <w:rFonts w:ascii="Symbol" w:hAnsi="Symbol" w:hint="default"/>
+        <w:sz w:val="20"/>
+      </w:rPr>
+    </w:lvl>
+    <w:lvl w:ilvl="8" w:tentative="1">
+      <w:start w:val="1"/>
+      <w:numFmt w:val="bullet"/>
+      <w:lvlText w:val=""/>
+      <w:lvlJc w:val="left"/>
+      <w:pPr>
+        <w:tabs>
+          <w:tab w:val="num" w:pos="6480"/>
+        </w:tabs>
+        <w:ind w:left="6480" w:hanging="360"/>
+      </w:pPr>
+      <w:rPr>
+        <w:rFonts w:ascii="Symbol" w:hAnsi="Symbol" w:hint="default"/>
+        <w:sz w:val="20"/>
+      </w:rPr>
+    </w:lvl>
+  </w:abstractNum>
+  <w:abstractNum w:abstractNumId="3" w15:restartNumberingAfterBreak="0">
     <w:nsid w:val="68F7292C"/>
     <w:multiLevelType w:val="hybridMultilevel"/>
     <w:tmpl w:val="2D38452C"/>
@@ -279,7 +2383,200 @@
       </w:pPr>
     </w:lvl>
   </w:abstractNum>
+  <w:abstractNum w:abstractNumId="4" w15:restartNumberingAfterBreak="0">
+    <w:nsid w:val="6F5A1C9D"/>
+    <w:multiLevelType w:val="hybridMultilevel"/>
+    <w:tmpl w:val="C0B8D17A"/>
+    <w:lvl w:ilvl="0" w:tplc="0409000F">
+      <w:start w:val="1"/>
+      <w:numFmt w:val="decimal"/>
+      <w:lvlText w:val="%1."/>
+      <w:lvlJc w:val="left"/>
+      <w:pPr>
+        <w:ind w:left="720" w:hanging="360"/>
+      </w:pPr>
+      <w:rPr>
+        <w:rFonts w:hint="default"/>
+      </w:rPr>
+    </w:lvl>
+    <w:lvl w:ilvl="1" w:tplc="04090019" w:tentative="1">
+      <w:start w:val="1"/>
+      <w:numFmt w:val="lowerLetter"/>
+      <w:lvlText w:val="%2."/>
+      <w:lvlJc w:val="left"/>
+      <w:pPr>
+        <w:ind w:left="1440" w:hanging="360"/>
+      </w:pPr>
+    </w:lvl>
+    <w:lvl w:ilvl="2" w:tplc="0409001B" w:tentative="1">
+      <w:start w:val="1"/>
+      <w:numFmt w:val="lowerRoman"/>
+      <w:lvlText w:val="%3."/>
+      <w:lvlJc w:val="right"/>
+      <w:pPr>
+        <w:ind w:left="2160" w:hanging="180"/>
+      </w:pPr>
+    </w:lvl>
+    <w:lvl w:ilvl="3" w:tplc="0409000F" w:tentative="1">
+      <w:start w:val="1"/>
+      <w:numFmt w:val="decimal"/>
+      <w:lvlText w:val="%4."/>
+      <w:lvlJc w:val="left"/>
+      <w:pPr>
+        <w:ind w:left="2880" w:hanging="360"/>
+      </w:pPr>
+    </w:lvl>
+    <w:lvl w:ilvl="4" w:tplc="04090019" w:tentative="1">
+      <w:start w:val="1"/>
+      <w:numFmt w:val="lowerLetter"/>
+      <w:lvlText w:val="%5."/>
+      <w:lvlJc w:val="left"/>
+      <w:pPr>
+        <w:ind w:left="3600" w:hanging="360"/>
+      </w:pPr>
+    </w:lvl>
+    <w:lvl w:ilvl="5" w:tplc="0409001B" w:tentative="1">
+      <w:start w:val="1"/>
+      <w:numFmt w:val="lowerRoman"/>
+      <w:lvlText w:val="%6."/>
+      <w:lvlJc w:val="right"/>
+      <w:pPr>
+        <w:ind w:left="4320" w:hanging="180"/>
+      </w:pPr>
+    </w:lvl>
+    <w:lvl w:ilvl="6" w:tplc="0409000F" w:tentative="1">
+      <w:start w:val="1"/>
+      <w:numFmt w:val="decimal"/>
+      <w:lvlText w:val="%7."/>
+      <w:lvlJc w:val="left"/>
+      <w:pPr>
+        <w:ind w:left="5040" w:hanging="360"/>
+      </w:pPr>
+    </w:lvl>
+    <w:lvl w:ilvl="7" w:tplc="04090019" w:tentative="1">
+      <w:start w:val="1"/>
+      <w:numFmt w:val="lowerLetter"/>
+      <w:lvlText w:val="%8."/>
+      <w:lvlJc w:val="left"/>
+      <w:pPr>
+        <w:ind w:left="5760" w:hanging="360"/>
+      </w:pPr>
+    </w:lvl>
+    <w:lvl w:ilvl="8" w:tplc="0409001B" w:tentative="1">
+      <w:start w:val="1"/>
+      <w:numFmt w:val="lowerRoman"/>
+      <w:lvlText w:val="%9."/>
+      <w:lvlJc w:val="right"/>
+      <w:pPr>
+        <w:ind w:left="6480" w:hanging="180"/>
+      </w:pPr>
+    </w:lvl>
+  </w:abstractNum>
+  <w:abstractNum w:abstractNumId="5" w15:restartNumberingAfterBreak="0">
+    <w:nsid w:val="743849EF"/>
+    <w:multiLevelType w:val="hybridMultilevel"/>
+    <w:tmpl w:val="E22E9E52"/>
+    <w:lvl w:ilvl="0" w:tplc="0409000F">
+      <w:start w:val="1"/>
+      <w:numFmt w:val="decimal"/>
+      <w:lvlText w:val="%1."/>
+      <w:lvlJc w:val="left"/>
+      <w:pPr>
+        <w:ind w:left="720" w:hanging="360"/>
+      </w:pPr>
+      <w:rPr>
+        <w:rFonts w:hint="default"/>
+      </w:rPr>
+    </w:lvl>
+    <w:lvl w:ilvl="1" w:tplc="04090019" w:tentative="1">
+      <w:start w:val="1"/>
+      <w:numFmt w:val="lowerLetter"/>
+      <w:lvlText w:val="%2."/>
+      <w:lvlJc w:val="left"/>
+      <w:pPr>
+        <w:ind w:left="1440" w:hanging="360"/>
+      </w:pPr>
+    </w:lvl>
+    <w:lvl w:ilvl="2" w:tplc="0409001B" w:tentative="1">
+      <w:start w:val="1"/>
+      <w:numFmt w:val="lowerRoman"/>
+      <w:lvlText w:val="%3."/>
+      <w:lvlJc w:val="right"/>
+      <w:pPr>
+        <w:ind w:left="2160" w:hanging="180"/>
+      </w:pPr>
+    </w:lvl>
+    <w:lvl w:ilvl="3" w:tplc="0409000F" w:tentative="1">
+      <w:start w:val="1"/>
+      <w:numFmt w:val="decimal"/>
+      <w:lvlText w:val="%4."/>
+      <w:lvlJc w:val="left"/>
+      <w:pPr>
+        <w:ind w:left="2880" w:hanging="360"/>
+      </w:pPr>
+    </w:lvl>
+    <w:lvl w:ilvl="4" w:tplc="04090019" w:tentative="1">
+      <w:start w:val="1"/>
+      <w:numFmt w:val="lowerLetter"/>
+      <w:lvlText w:val="%5."/>
+      <w:lvlJc w:val="left"/>
+      <w:pPr>
+        <w:ind w:left="3600" w:hanging="360"/>
+      </w:pPr>
+    </w:lvl>
+    <w:lvl w:ilvl="5" w:tplc="0409001B" w:tentative="1">
+      <w:start w:val="1"/>
+      <w:numFmt w:val="lowerRoman"/>
+      <w:lvlText w:val="%6."/>
+      <w:lvlJc w:val="right"/>
+      <w:pPr>
+        <w:ind w:left="4320" w:hanging="180"/>
+      </w:pPr>
+    </w:lvl>
+    <w:lvl w:ilvl="6" w:tplc="0409000F" w:tentative="1">
+      <w:start w:val="1"/>
+      <w:numFmt w:val="decimal"/>
+      <w:lvlText w:val="%7."/>
+      <w:lvlJc w:val="left"/>
+      <w:pPr>
+        <w:ind w:left="5040" w:hanging="360"/>
+      </w:pPr>
+    </w:lvl>
+    <w:lvl w:ilvl="7" w:tplc="04090019" w:tentative="1">
+      <w:start w:val="1"/>
+      <w:numFmt w:val="lowerLetter"/>
+      <w:lvlText w:val="%8."/>
+      <w:lvlJc w:val="left"/>
+      <w:pPr>
+        <w:ind w:left="5760" w:hanging="360"/>
+      </w:pPr>
+    </w:lvl>
+    <w:lvl w:ilvl="8" w:tplc="0409001B" w:tentative="1">
+      <w:start w:val="1"/>
+      <w:numFmt w:val="lowerRoman"/>
+      <w:lvlText w:val="%9."/>
+      <w:lvlJc w:val="right"/>
+      <w:pPr>
+        <w:ind w:left="6480" w:hanging="180"/>
+      </w:pPr>
+    </w:lvl>
+  </w:abstractNum>
   <w:num w:numId="1" w16cid:durableId="1396850632">
+    <w:abstractNumId w:val="3"/>
+  </w:num>
+  <w:num w:numId="2" w16cid:durableId="1407146145">
+    <w:abstractNumId w:val="4"/>
+  </w:num>
+  <w:num w:numId="3" w16cid:durableId="109398490">
+    <w:abstractNumId w:val="5"/>
+  </w:num>
+  <w:num w:numId="4" w16cid:durableId="1559248315">
+    <w:abstractNumId w:val="2"/>
+  </w:num>
+  <w:num w:numId="5" w16cid:durableId="76636943">
+    <w:abstractNumId w:val="1"/>
+  </w:num>
+  <w:num w:numId="6" w16cid:durableId="1226185090">
     <w:abstractNumId w:val="0"/>
   </w:num>
 </w:numbering>
@@ -685,6 +2982,7 @@
   <w:style w:type="paragraph" w:default="1" w:styleId="Normal">
     <w:name w:val="Normal"/>
     <w:qFormat/>
+    <w:rsid w:val="00EF7249"/>
   </w:style>
   <w:style w:type="paragraph" w:styleId="Heading1">
     <w:name w:val="heading 1"/>
@@ -888,7 +3186,6 @@
   <w:style w:type="character" w:default="1" w:styleId="DefaultParagraphFont">
     <w:name w:val="Default Paragraph Font"/>
     <w:uiPriority w:val="1"/>
-    <w:semiHidden/>
     <w:unhideWhenUsed/>
   </w:style>
   <w:style w:type="table" w:default="1" w:styleId="TableNormal">
@@ -1202,6 +3499,29 @@
       <w:spacing w:val="5"/>
     </w:rPr>
   </w:style>
+  <w:style w:type="character" w:styleId="Hyperlink">
+    <w:name w:val="Hyperlink"/>
+    <w:basedOn w:val="DefaultParagraphFont"/>
+    <w:uiPriority w:val="99"/>
+    <w:unhideWhenUsed/>
+    <w:rsid w:val="00023BC7"/>
+    <w:rPr>
+      <w:color w:val="0563C1" w:themeColor="hyperlink"/>
+      <w:u w:val="single"/>
+    </w:rPr>
+  </w:style>
+  <w:style w:type="character" w:styleId="UnresolvedMention">
+    <w:name w:val="Unresolved Mention"/>
+    <w:basedOn w:val="DefaultParagraphFont"/>
+    <w:uiPriority w:val="99"/>
+    <w:semiHidden/>
+    <w:unhideWhenUsed/>
+    <w:rsid w:val="00023BC7"/>
+    <w:rPr>
+      <w:color w:val="605E5C"/>
+      <w:shd w:val="clear" w:color="auto" w:fill="E1DFDD"/>
+    </w:rPr>
+  </w:style>
 </w:styles>
 </file>
 
